--- a/backend/app/data/Brielle Johnston CV EN.docx
+++ b/backend/app/data/Brielle Johnston CV EN.docx
@@ -1129,22 +1129,14 @@
       </w:pPr>
       <w:r>
         <w:rPr>
-          <w:rFonts w:ascii="Calibri" w:cs="Calibri" w:eastAsia="Calibri" w:hAnsi="Calibri"/>
-          <w:b w:val="0"/>
-          <w:bCs w:val="0"/>
-          <w:i w:val="0"/>
-          <w:iCs w:val="0"/>
-          <w:smallCaps w:val="0"/>
-          <w:strike w:val="0"/>
-          <w:color w:val="27303d"/>
-          <w:sz w:val="20"/>
-          <w:szCs w:val="20"/>
-          <w:u w:val="none"/>
-          <w:shd w:fill="auto" w:val="clear"/>
-          <w:vertAlign w:val="baseline"/>
-          <w:rtl w:val="0"/>
-        </w:rPr>
-        <w:t xml:space="preserve">Developed and optimized machine learning and deep learning solutions using ML libraries for classification, regression, and time-series forecasting, applying advanced feature engineering, statistical data preparation, hyperparameter optimization, custom loss functions, and model evaluation techniques.</w:t>
+          <w:rtl w:val="0"/>
+        </w:rPr>
+        <w:t xml:space="preserve">Developed and optimized machine learning and deep learning solutions for classification, regression, and time-series forecasting to predict factory incidents, machinery overloads, and sensor values. Applied advanced feature engineering, statistical preprocessing, hyperparameter tuning, custom loss functions, and model evaluation techniques to improve model performance and reliability.</w:t>
+      </w:r>
+      <w:r>
+        <w:rPr>
+          <w:rtl w:val="0"/>
+        </w:rPr>
       </w:r>
     </w:p>
     <w:p>

--- a/backend/app/data/Brielle Johnston CV EN.docx
+++ b/backend/app/data/Brielle Johnston CV EN.docx
@@ -59,7 +59,28 @@
           <w:szCs w:val="18"/>
           <w:rtl w:val="0"/>
         </w:rPr>
-        <w:t xml:space="preserve">briellejohnston2@gmail.com ·  (438) 936-4050  ·</w:t>
+        <w:t xml:space="preserve">briellejohnston2@gmail.com ·  (438) 936-4050  · </w:t>
+      </w:r>
+      <w:hyperlink r:id="rId7">
+        <w:r>
+          <w:rPr>
+            <w:color w:val="1155cc"/>
+            <w:sz w:val="18"/>
+            <w:szCs w:val="18"/>
+            <w:u w:val="single"/>
+            <w:rtl w:val="0"/>
+          </w:rPr>
+          <w:t xml:space="preserve">https://www.linkedin.com/in/brielle-johnston/</w:t>
+        </w:r>
+      </w:hyperlink>
+      <w:r>
+        <w:rPr>
+          <w:color w:val="6b7280"/>
+          <w:sz w:val="18"/>
+          <w:szCs w:val="18"/>
+          <w:rtl w:val="0"/>
+        </w:rPr>
+        <w:t xml:space="preserve"> </w:t>
       </w:r>
       <w:r>
         <w:rPr>
@@ -985,7 +1006,57 @@
           <w:vertAlign w:val="baseline"/>
           <w:rtl w:val="0"/>
         </w:rPr>
-        <w:t xml:space="preserve">Designed and implemented production Retrieval-Augmented Generation (RAG) systems using Azure OpenAI, Azure AI Search, FastAPI, and Docker, leveraging prompt optimization, retrieval tuning, and automated evaluation workflows to deliver citation-grounded enterprise knowledge retrieval solutions.</w:t>
+        <w:t xml:space="preserve">Designed and implemented production Retrieval-Augmented Generation (RAG) systems used by over </w:t>
+      </w:r>
+      <w:r>
+        <w:rPr>
+          <w:rtl w:val="0"/>
+        </w:rPr>
+        <w:t xml:space="preserve">9</w:t>
+      </w:r>
+      <w:r>
+        <w:rPr>
+          <w:rFonts w:ascii="Calibri" w:cs="Calibri" w:eastAsia="Calibri" w:hAnsi="Calibri"/>
+          <w:b w:val="0"/>
+          <w:bCs w:val="0"/>
+          <w:i w:val="0"/>
+          <w:iCs w:val="0"/>
+          <w:smallCaps w:val="0"/>
+          <w:strike w:val="0"/>
+          <w:color w:val="27303d"/>
+          <w:sz w:val="20"/>
+          <w:szCs w:val="20"/>
+          <w:u w:val="none"/>
+          <w:shd w:fill="auto" w:val="clear"/>
+          <w:vertAlign w:val="baseline"/>
+          <w:rtl w:val="0"/>
+        </w:rPr>
+        <w:t xml:space="preserve">00 employees, using Azure OpenAI, Azure AI Search, FastAPI, and Docker, leveraging prompt optimization, retrieval tuning, automated evaluation workflows</w:t>
+      </w:r>
+      <w:r>
+        <w:rPr>
+          <w:rtl w:val="0"/>
+        </w:rPr>
+        <w:t xml:space="preserve"> and CI/CD-driven deployment processes</w:t>
+      </w:r>
+      <w:r>
+        <w:rPr>
+          <w:rFonts w:ascii="Calibri" w:cs="Calibri" w:eastAsia="Calibri" w:hAnsi="Calibri"/>
+          <w:b w:val="0"/>
+          <w:bCs w:val="0"/>
+          <w:i w:val="0"/>
+          <w:iCs w:val="0"/>
+          <w:smallCaps w:val="0"/>
+          <w:strike w:val="0"/>
+          <w:color w:val="27303d"/>
+          <w:sz w:val="20"/>
+          <w:szCs w:val="20"/>
+          <w:u w:val="none"/>
+          <w:shd w:fill="auto" w:val="clear"/>
+          <w:vertAlign w:val="baseline"/>
+          <w:rtl w:val="0"/>
+        </w:rPr>
+        <w:t xml:space="preserve"> to deliver citation-grounded enterprise knowledge retrieval solutions.</w:t>
       </w:r>
     </w:p>
     <w:p>
@@ -1023,22 +1094,14 @@
       </w:pPr>
       <w:r>
         <w:rPr>
-          <w:rFonts w:ascii="Calibri" w:cs="Calibri" w:eastAsia="Calibri" w:hAnsi="Calibri"/>
-          <w:b w:val="0"/>
-          <w:bCs w:val="0"/>
-          <w:i w:val="0"/>
-          <w:iCs w:val="0"/>
-          <w:smallCaps w:val="0"/>
-          <w:strike w:val="0"/>
-          <w:color w:val="27303d"/>
-          <w:sz w:val="20"/>
-          <w:szCs w:val="20"/>
-          <w:u w:val="none"/>
-          <w:shd w:fill="auto" w:val="clear"/>
-          <w:vertAlign w:val="baseline"/>
-          <w:rtl w:val="0"/>
-        </w:rPr>
-        <w:t xml:space="preserve">Developed intelligent document-processing solutions using document intelligence, OCR technologies, LLMs, and LlamaIndex to extract, validate, and transform unstructured content into structured business data and automate document generation.</w:t>
+          <w:rtl w:val="0"/>
+        </w:rPr>
+        <w:t xml:space="preserve">Developed intelligent document-processing solutions using OCR, LLMs, and LlamaIndex to automate document generation and transform unstructured content into structured business data, reducing manual processing time from several hours to less than 5 minutes.</w:t>
+      </w:r>
+      <w:r>
+        <w:rPr>
+          <w:rtl w:val="0"/>
+        </w:rPr>
       </w:r>
     </w:p>
     <w:p>
@@ -1076,22 +1139,14 @@
       </w:pPr>
       <w:r>
         <w:rPr>
-          <w:rFonts w:ascii="Calibri" w:cs="Calibri" w:eastAsia="Calibri" w:hAnsi="Calibri"/>
-          <w:b w:val="0"/>
-          <w:bCs w:val="0"/>
-          <w:i w:val="0"/>
-          <w:iCs w:val="0"/>
-          <w:smallCaps w:val="0"/>
-          <w:strike w:val="0"/>
-          <w:color w:val="27303d"/>
-          <w:sz w:val="20"/>
-          <w:szCs w:val="20"/>
-          <w:u w:val="none"/>
-          <w:shd w:fill="auto" w:val="clear"/>
-          <w:vertAlign w:val="baseline"/>
-          <w:rtl w:val="0"/>
-        </w:rPr>
-        <w:t xml:space="preserve">Built and deployed production AI applications using Python, FastAPI, Flask, React, Docker, Azure Container Apps, and App Services, implementing cloud-native architectures, CI/CD pipelines, and automated deployment strategies.</w:t>
+          <w:rtl w:val="0"/>
+        </w:rPr>
+        <w:t xml:space="preserve">Developed machine learning and deep learning models for classification, regression, and time-series forecasting to predict factory incidents, machinery overloads, and sensor values. Improved model accuracy and reliability through advanced feature engineering, hyperparameter tuning, custom loss functions, and model evaluation techniques, enabling proactive incident prevention and reducing operational downtime. </w:t>
+      </w:r>
+      <w:r>
+        <w:rPr>
+          <w:rtl w:val="0"/>
+        </w:rPr>
       </w:r>
     </w:p>
     <w:p>
@@ -1129,14 +1184,22 @@
       </w:pPr>
       <w:r>
         <w:rPr>
-          <w:rtl w:val="0"/>
-        </w:rPr>
-        <w:t xml:space="preserve">Developed and optimized machine learning and deep learning solutions for classification, regression, and time-series forecasting to predict factory incidents, machinery overloads, and sensor values. Applied advanced feature engineering, statistical preprocessing, hyperparameter tuning, custom loss functions, and model evaluation techniques to improve model performance and reliability.</w:t>
-      </w:r>
-      <w:r>
-        <w:rPr>
-          <w:rtl w:val="0"/>
-        </w:rPr>
+          <w:rFonts w:ascii="Calibri" w:cs="Calibri" w:eastAsia="Calibri" w:hAnsi="Calibri"/>
+          <w:b w:val="0"/>
+          <w:bCs w:val="0"/>
+          <w:i w:val="0"/>
+          <w:iCs w:val="0"/>
+          <w:smallCaps w:val="0"/>
+          <w:strike w:val="0"/>
+          <w:color w:val="27303d"/>
+          <w:sz w:val="20"/>
+          <w:szCs w:val="20"/>
+          <w:u w:val="none"/>
+          <w:shd w:fill="auto" w:val="clear"/>
+          <w:vertAlign w:val="baseline"/>
+          <w:rtl w:val="0"/>
+        </w:rPr>
+        <w:t xml:space="preserve">Provided technical leadership through architecture reviews, pull request reviews, technology evaluations, and collaborative solution design, helping teams scale AI and data-driven solutions from proof-of-concept to production.</w:t>
       </w:r>
     </w:p>
     <w:p>
@@ -1189,7 +1252,89 @@
           <w:vertAlign w:val="baseline"/>
           <w:rtl w:val="0"/>
         </w:rPr>
-        <w:t xml:space="preserve">Provided technical leadership through architecture reviews, pull request reviews, technology evaluations, and collaborative solution design, helping teams scale AI and data-driven solutions from proof-of-concept to production.</w:t>
+        <w:t xml:space="preserve">Conducted technical interviews, mentored junior team members, facilitated knowledge-sharing sessions, and collaborated with stakeholders to identify business requirements and </w:t>
+      </w:r>
+      <w:r>
+        <w:rPr>
+          <w:rtl w:val="0"/>
+        </w:rPr>
+        <w:t xml:space="preserve">recommend AI-driven technology solutions</w:t>
+      </w:r>
+      <w:r>
+        <w:rPr>
+          <w:rFonts w:ascii="Calibri" w:cs="Calibri" w:eastAsia="Calibri" w:hAnsi="Calibri"/>
+          <w:b w:val="0"/>
+          <w:bCs w:val="0"/>
+          <w:i w:val="0"/>
+          <w:iCs w:val="0"/>
+          <w:smallCaps w:val="0"/>
+          <w:strike w:val="0"/>
+          <w:color w:val="27303d"/>
+          <w:sz w:val="20"/>
+          <w:szCs w:val="20"/>
+          <w:u w:val="none"/>
+          <w:shd w:fill="auto" w:val="clear"/>
+          <w:vertAlign w:val="baseline"/>
+          <w:rtl w:val="0"/>
+        </w:rPr>
+        <w:t xml:space="preserve">.</w:t>
+      </w:r>
+    </w:p>
+    <w:p>
+      <w:pPr>
+        <w:keepNext w:val="1"/>
+        <w:tabs>
+          <w:tab w:val="right" w:leader="none" w:pos="10514"/>
+        </w:tabs>
+        <w:spacing w:before="280" w:lineRule="auto"/>
+        <w:rPr/>
+      </w:pPr>
+      <w:r>
+        <w:rPr>
+          <w:b w:val="1"/>
+          <w:bCs w:val="1"/>
+          <w:color w:val="111827"/>
+          <w:sz w:val="24"/>
+          <w:szCs w:val="24"/>
+          <w:rtl w:val="0"/>
+        </w:rPr>
+        <w:t xml:space="preserve">Qohash Inc.</w:t>
+        <w:tab/>
+      </w:r>
+      <w:r>
+        <w:rPr>
+          <w:color w:val="6b7280"/>
+          <w:sz w:val="19"/>
+          <w:szCs w:val="19"/>
+          <w:rtl w:val="0"/>
+        </w:rPr>
+        <w:t xml:space="preserve">2022 – 2023</w:t>
+      </w:r>
+      <w:r>
+        <w:rPr>
+          <w:rtl w:val="0"/>
+        </w:rPr>
+      </w:r>
+    </w:p>
+    <w:p>
+      <w:pPr>
+        <w:keepNext w:val="1"/>
+        <w:spacing w:after="110" w:before="30" w:lineRule="auto"/>
+        <w:rPr/>
+      </w:pPr>
+      <w:r>
+        <w:rPr>
+          <w:color w:val="13566b"/>
+          <w:sz w:val="19"/>
+          <w:szCs w:val="19"/>
+          <w:rtl w:val="0"/>
+        </w:rPr>
+        <w:t xml:space="preserve">DATA SCIENTIST</w:t>
+      </w:r>
+      <w:r>
+        <w:rPr>
+          <w:rtl w:val="0"/>
+        </w:rPr>
       </w:r>
     </w:p>
     <w:p>
@@ -1227,6 +1372,12 @@
       </w:pPr>
       <w:r>
         <w:rPr>
+          <w:rtl w:val="0"/>
+        </w:rPr>
+        <w:t xml:space="preserve">Built several machine learning models end-to-end, encompassing data preparation, augmentation, preprocessing, tokenization, model training, hyperparameter tuning, and testing</w:t>
+      </w:r>
+      <w:r>
+        <w:rPr>
           <w:rFonts w:ascii="Calibri" w:cs="Calibri" w:eastAsia="Calibri" w:hAnsi="Calibri"/>
           <w:b w:val="0"/>
           <w:bCs w:val="0"/>
@@ -1242,64 +1393,7 @@
           <w:vertAlign w:val="baseline"/>
           <w:rtl w:val="0"/>
         </w:rPr>
-        <w:t xml:space="preserve">Conducted technical interviews, mentored junior team members, facilitated knowledge-sharing sessions, and collaborated with stakeholders to identify business requirements and recommend appropriate AI and technology solutions.</w:t>
-      </w:r>
-    </w:p>
-    <w:p>
-      <w:pPr>
-        <w:keepNext w:val="1"/>
-        <w:tabs>
-          <w:tab w:val="right" w:leader="none" w:pos="10514"/>
-        </w:tabs>
-        <w:spacing w:before="280" w:lineRule="auto"/>
-        <w:rPr/>
-      </w:pPr>
-      <w:r>
-        <w:rPr>
-          <w:b w:val="1"/>
-          <w:bCs w:val="1"/>
-          <w:color w:val="111827"/>
-          <w:sz w:val="24"/>
-          <w:szCs w:val="24"/>
-          <w:rtl w:val="0"/>
-        </w:rPr>
-        <w:t xml:space="preserve">Qohash Inc.</w:t>
-        <w:tab/>
-      </w:r>
-      <w:r>
-        <w:rPr>
-          <w:color w:val="6b7280"/>
-          <w:sz w:val="19"/>
-          <w:szCs w:val="19"/>
-          <w:rtl w:val="0"/>
-        </w:rPr>
-        <w:t xml:space="preserve">2022 – 2023</w:t>
-      </w:r>
-      <w:r>
-        <w:rPr>
-          <w:rtl w:val="0"/>
-        </w:rPr>
-      </w:r>
-    </w:p>
-    <w:p>
-      <w:pPr>
-        <w:keepNext w:val="1"/>
-        <w:spacing w:after="110" w:before="30" w:lineRule="auto"/>
-        <w:rPr/>
-      </w:pPr>
-      <w:r>
-        <w:rPr>
-          <w:color w:val="13566b"/>
-          <w:sz w:val="19"/>
-          <w:szCs w:val="19"/>
-          <w:rtl w:val="0"/>
-        </w:rPr>
-        <w:t xml:space="preserve">DATA SCIENTIST</w:t>
-      </w:r>
-      <w:r>
-        <w:rPr>
-          <w:rtl w:val="0"/>
-        </w:rPr>
+        <w:t xml:space="preserve">.</w:t>
       </w:r>
     </w:p>
     <w:p>
@@ -1337,6 +1431,12 @@
       </w:pPr>
       <w:r>
         <w:rPr>
+          <w:rtl w:val="0"/>
+        </w:rPr>
+        <w:t xml:space="preserve">Created a text classifier that provided both predictions and explanations by identifying the words with the greatest influence on each prediction, improving model interpretability for clients</w:t>
+      </w:r>
+      <w:r>
+        <w:rPr>
           <w:rFonts w:ascii="Calibri" w:cs="Calibri" w:eastAsia="Calibri" w:hAnsi="Calibri"/>
           <w:b w:val="0"/>
           <w:bCs w:val="0"/>
@@ -1352,7 +1452,7 @@
           <w:vertAlign w:val="baseline"/>
           <w:rtl w:val="0"/>
         </w:rPr>
-        <w:t xml:space="preserve">Built several machine learning models from inception to completion, encompassing tasks such as data preparation, augmentation, preprocessing, tokenization, model training, hyperparameter tuning, and testing.</w:t>
+        <w:t xml:space="preserve">.</w:t>
       </w:r>
     </w:p>
     <w:p>
@@ -1390,6 +1490,12 @@
       </w:pPr>
       <w:r>
         <w:rPr>
+          <w:rtl w:val="0"/>
+        </w:rPr>
+        <w:t xml:space="preserve">Constructed an Optical Character Recognition (OCR) system to extract text from images and documents containing embedded images. Added a model to the OCR pipeline to determine whether an image contained text before processing it</w:t>
+      </w:r>
+      <w:r>
+        <w:rPr>
           <w:rFonts w:ascii="Calibri" w:cs="Calibri" w:eastAsia="Calibri" w:hAnsi="Calibri"/>
           <w:b w:val="0"/>
           <w:bCs w:val="0"/>
@@ -1405,7 +1511,7 @@
           <w:vertAlign w:val="baseline"/>
           <w:rtl w:val="0"/>
         </w:rPr>
-        <w:t xml:space="preserve">Created a text classifier that not only gave the prediction, but also the words in the input text that had the largest impact on the prediction, allowing for a more understandable model for the clients.</w:t>
+        <w:t xml:space="preserve">.</w:t>
       </w:r>
     </w:p>
     <w:p>
@@ -1458,60 +1564,7 @@
           <w:vertAlign w:val="baseline"/>
           <w:rtl w:val="0"/>
         </w:rPr>
-        <w:t xml:space="preserve">Constructed an Optical Character Recognition (OCR) system to read text from images and documents containing embedded images. Added a model to the OCR pipeline that would classify whether an image contained text or not.</w:t>
-      </w:r>
-    </w:p>
-    <w:p>
-      <w:pPr>
-        <w:keepNext w:val="0"/>
-        <w:keepLines w:val="0"/>
-        <w:pageBreakBefore w:val="0"/>
-        <w:widowControl w:val="1"/>
-        <w:numPr>
-          <w:ilvl w:val="0"/>
-          <w:numId w:val="1"/>
-        </w:numPr>
-        <w:pBdr>
-          <w:top w:space="0" w:sz="0" w:val="nil"/>
-          <w:left w:space="0" w:sz="0" w:val="nil"/>
-          <w:bottom w:space="0" w:sz="0" w:val="nil"/>
-          <w:right w:space="0" w:sz="0" w:val="nil"/>
-          <w:between w:space="0" w:sz="0" w:val="nil"/>
-        </w:pBdr>
-        <w:shd w:fill="auto" w:val="clear"/>
-        <w:spacing w:after="80" w:before="0" w:line="288" w:lineRule="auto"/>
-        <w:ind w:left="230" w:right="0" w:hanging="170"/>
-        <w:jc w:val="left"/>
-        <w:rPr>
-          <w:b w:val="0"/>
-          <w:bCs w:val="0"/>
-          <w:i w:val="0"/>
-          <w:iCs w:val="0"/>
-          <w:smallCaps w:val="0"/>
-          <w:strike w:val="0"/>
-          <w:u w:val="none"/>
-          <w:shd w:fill="auto" w:val="clear"/>
-          <w:vertAlign w:val="baseline"/>
-        </w:rPr>
-      </w:pPr>
-      <w:r>
-        <w:rPr>
-          <w:rFonts w:ascii="Calibri" w:cs="Calibri" w:eastAsia="Calibri" w:hAnsi="Calibri"/>
-          <w:b w:val="0"/>
-          <w:bCs w:val="0"/>
-          <w:i w:val="0"/>
-          <w:iCs w:val="0"/>
-          <w:smallCaps w:val="0"/>
-          <w:strike w:val="0"/>
-          <w:color w:val="27303d"/>
-          <w:sz w:val="20"/>
-          <w:szCs w:val="20"/>
-          <w:u w:val="none"/>
-          <w:shd w:fill="auto" w:val="clear"/>
-          <w:vertAlign w:val="baseline"/>
-          <w:rtl w:val="0"/>
-        </w:rPr>
-        <w:t xml:space="preserve">Collaborated with software developers to efficiently implement machine learning models to the product.</w:t>
+        <w:t xml:space="preserve">Collaborated with software developers to efficiently implement machine learning models into the product.</w:t>
       </w:r>
     </w:p>
     <w:p>
